--- a/output/南航开放课题_报告正文.docx
+++ b/output/南航开放课题_报告正文.docx
@@ -5412,298 +5412,126 @@
         <w:t xml:space="preserve">二、研究基础与工作条件</w:t>
       </w:r>
     </w:p>
-    <w:bookmarkStart w:id="73" w:name="工作基础"/>
     <w:p>
       <w:pPr>
         <w:pStyle w:val="Heading2"/>
-        <w:widowControl/>
-      </w:pPr>
-      <w:r>
-        <w:t xml:space="preserve">1. </w:t>
-      </w:r>
-      <w:r>
-        <w:rPr>
-          <w:rFonts w:hint="eastAsia"/>
-        </w:rPr>
-        <w:t xml:space="preserve">工作基础</w:t>
+        <w:keepNext/>
+        <w:keepLines w:val="0"/>
+        <w:widowControl/>
+      </w:pPr>
+      <w:r>
+        <w:t>1. 工作基础</w:t>
       </w:r>
     </w:p>
     <w:p>
       <w:pPr>
         <w:pStyle w:val="FirstParagraph"/>
+        <w:keepNext w:val="0"/>
+        <w:keepLines w:val="0"/>
         <w:widowControl/>
         <w:ind w:firstLine="480"/>
         <w:jc w:val="both"/>
       </w:pPr>
       <w:r>
-        <w:rPr>
-          <w:rFonts w:hint="eastAsia"/>
-        </w:rPr>
-        <w:t xml:space="preserve">申请人所在团队长期从事空间在轨操作动力学与控制研究，在柔性多体建模、Franka机械臂运控、残差学习和模块对接方面形成了连续积累。与本项目直接相关的基础如下。</w:t>
-      </w:r>
-    </w:p>
-    <w:bookmarkStart w:id="69" w:name="柔性多体动力学与地面模拟基础"/>
+        <w:t>团队围绕空间在轨操作，已形成柔性多体动力学、受约束机器人控制、残差学习和接触对接的研究积累，可支撑本项目三项研究内容的衔接与实施。</w:t>
+      </w:r>
+    </w:p>
     <w:p>
       <w:pPr>
         <w:pStyle w:val="Heading4"/>
-        <w:widowControl/>
-      </w:pPr>
-      <w:r>
-        <w:rPr>
-          <w:rFonts w:hint="eastAsia"/>
-        </w:rPr>
-        <w:t xml:space="preserve">（1）柔性多体动力学与地面模拟基础</w:t>
+        <w:keepNext/>
+        <w:keepLines w:val="0"/>
+        <w:widowControl/>
+      </w:pPr>
+      <w:r>
+        <w:t>（1）柔性多体动力学与模型简化基础</w:t>
       </w:r>
     </w:p>
     <w:p>
       <w:pPr>
         <w:pStyle w:val="FirstParagraph"/>
+        <w:keepNext w:val="0"/>
+        <w:keepLines w:val="0"/>
         <w:widowControl/>
         <w:ind w:firstLine="480"/>
         <w:jc w:val="both"/>
       </w:pPr>
       <w:r>
-        <w:rPr>
-          <w:rFonts w:hint="eastAsia"/>
-        </w:rPr>
-        <w:t xml:space="preserve">申请人参与了柔性多体系统模态缩减研究，相关成果发表于</w:t>
-      </w:r>
-      <w:r>
-        <w:rPr>
-          <w:i/>
-          <w:iCs/>
-        </w:rPr>
-        <w:t xml:space="preserve">Multibody System Dynamics</w:t>
-      </w:r>
-      <w:r>
-        <w:rPr>
-          <w:rFonts w:hint="eastAsia"/>
-        </w:rPr>
-        <w:t xml:space="preserve">[4]；团队进一步开展空间多柔体系统缩比等效建模，研究相似关系及参数灵敏度对缩比模型设计的影响[13]。现有约</w:t>
-      </w:r>
-      <m:oMath>
-        <m:r>
-          <m:t>4</m:t>
-        </m:r>
-        <m:r>
-          <m:t> </m:t>
-        </m:r>
-        <m:r>
-          <m:rPr>
-            <m:sty m:val="p"/>
-          </m:rPr>
-          <m:t>m</m:t>
-        </m:r>
-        <m:r>
-          <m:rPr>
-            <m:sty m:val="p"/>
-          </m:rPr>
-          <m:t>×</m:t>
-        </m:r>
-        <m:r>
-          <m:t>10</m:t>
-        </m:r>
-        <m:r>
-          <m:t> </m:t>
-        </m:r>
-        <m:r>
-          <m:rPr>
-            <m:sty m:val="p"/>
-          </m:rPr>
-          <m:t>m</m:t>
-        </m:r>
-      </m:oMath>
-      <w:r>
-        <w:rPr>
-          <w:rFonts w:hint="eastAsia"/>
-        </w:rPr>
-        <w:t xml:space="preserve">的在轨操作微重力模拟地面平台，以及已开展的多模块对接力控制实验[12]，为本项目的模型校核、支撑试验和数据评价提供了基础。</w:t>
-      </w:r>
-      <w:r>
-        <w:t>团队已开展的几何精确梁动力学降阶研究，也为柔性支撑主导模态选取与模型简化提供了依据。</w:t>
-      </w:r>
-    </w:p>
-    <w:bookmarkEnd w:id="69"/>
-    <w:bookmarkStart w:id="70" w:name="倒置动力学几何阻抗与qp控制实现"/>
+        <w:t>申请人参与了柔性多体系统模态缩减研究[4]，团队进一步开展空间多柔体系统缩比等效建模[13]与几何精确梁动力学降阶研究，形成了从高维结构模型提取主要动态特征的分析基础。上述成果可用于本项目柔性桁架主导模态选取、安装界面作用表征和模型校核，为在计算效率与耦合动力学精度之间作出合理取舍提供依据。</w:t>
+      </w:r>
+    </w:p>
     <w:p>
       <w:pPr>
         <w:pStyle w:val="Heading4"/>
-        <w:widowControl/>
-      </w:pPr>
-      <w:r>
-        <w:rPr>
-          <w:rFonts w:hint="eastAsia"/>
-        </w:rPr>
-        <w:t xml:space="preserve">（2）倒置动力学、几何阻抗与QP控制实现</w:t>
+        <w:keepNext/>
+        <w:keepLines w:val="0"/>
+        <w:widowControl/>
+      </w:pPr>
+      <w:r>
+        <w:t>（2）倒置动力学与受约束阻抗控制基础</w:t>
       </w:r>
     </w:p>
     <w:p>
       <w:pPr>
         <w:pStyle w:val="FirstParagraph"/>
+        <w:keepNext w:val="0"/>
+        <w:keepLines w:val="0"/>
         <w:widowControl/>
         <w:ind w:firstLine="480"/>
         <w:jc w:val="both"/>
       </w:pPr>
       <w:r>
-        <w:rPr>
-          <w:rFonts w:hint="eastAsia"/>
-        </w:rPr>
-        <w:t xml:space="preserve">团队已围绕七自由度Franka</w:t>
-      </w:r>
-      <w:r>
-        <w:t xml:space="preserve"> </w:t>
-      </w:r>
-      <w:r>
-        <w:rPr>
-          <w:rFonts w:hint="eastAsia"/>
-        </w:rPr>
-        <w:t xml:space="preserve">FR3开展运动控制系统建设，形成以作业端侧link7为浮动根、沿关节链反向组织连杆的动力学实现。模型包含六维根运动和七维关节运动，实际安装端link0的支撑作用通过广义力进入动力学。现有程序结合动捕、IMU和关节测量形成状态输入，以</w:t>
-      </w:r>
-      <m:oMath>
-        <m:r>
-          <m:rPr>
-            <m:sty m:val="p"/>
-          </m:rPr>
-          <m:t>S</m:t>
-        </m:r>
-        <m:r>
-          <m:rPr>
-            <m:sty m:val="p"/>
-          </m:rPr>
-          <m:t>E</m:t>
-        </m:r>
-        <m:r>
-          <m:rPr>
-            <m:sty m:val="p"/>
-          </m:rPr>
-          <m:t>(</m:t>
-        </m:r>
-        <m:r>
-          <m:t>3</m:t>
-        </m:r>
-        <m:r>
-          <m:rPr>
-            <m:sty m:val="p"/>
-          </m:rPr>
-          <m:t>)</m:t>
-        </m:r>
-      </m:oMath>
-      <w:r>
-        <w:rPr>
-          <w:rFonts w:hint="eastAsia"/>
-        </w:rPr>
-        <w:t xml:space="preserve">阻抗生成六维参考加速度，通过动力学QP求取关节加速度与力矩，并设置关节、力矩及其变化边界。</w:t>
+        <w:t>团队已围绕七自由度Franka FR3形成以作业端为计算根、由安装端支撑作用连接物理边界的倒置动力学实现，并建立SE(3)几何阻抗与动力学二次规划（QP）相结合的控制程序。该程序利用关节状态、动捕和IMU输入生成运动参考，在关节运动、力矩及其变化约束下求取控制指令，已具备位姿保持、圆轨迹及固定基座轨迹实验入口和数据记录、回放流程。现有支撑基线采用静态载荷近似，为本项目进一步引入动态柔性支撑、研究末端运动与结构响应的协调提供了可扩展的实现基础。</w:t>
+      </w:r>
+    </w:p>
+    <w:p>
+      <w:pPr>
+        <w:pStyle w:val="Heading4"/>
+        <w:keepNext/>
+        <w:keepLines w:val="0"/>
+        <w:widowControl/>
+      </w:pPr>
+      <w:r>
+        <w:t>（3）模型引导残差学习与真机验证基础</w:t>
+      </w:r>
+    </w:p>
+    <w:p>
+      <w:pPr>
+        <w:pStyle w:val="FirstParagraph"/>
+        <w:keepNext w:val="0"/>
+        <w:keepLines w:val="0"/>
+        <w:widowControl/>
+        <w:ind w:firstLine="480"/>
+        <w:jc w:val="both"/>
+      </w:pPr>
+      <w:r>
+        <w:t>团队已完成微分动态规划（DDP）引导的力矩残差强化学习研究，相关稿件已提交IEEE Robotics and Automation Letters。该方法保留名义控制器的前馈与反馈结构，利用轨迹和局部价值信息引导有界残差学习，并以双端点输出衔接100 Hz策略与1 kHz力矩控制，已在Panda机械臂上完成训练轨迹、未参与训练轨迹及未建模负载条件下的实验。</w:t>
       </w:r>
     </w:p>
     <w:p>
       <w:pPr>
         <w:pStyle w:val="BodyText"/>
+        <w:keepNext w:val="0"/>
+        <w:keepLines w:val="0"/>
         <w:widowControl/>
         <w:ind w:firstLine="480"/>
         <w:jc w:val="both"/>
       </w:pPr>
       <w:r>
-        <w:rPr>
-          <w:rFonts w:hint="eastAsia"/>
-        </w:rPr>
-        <w:t xml:space="preserve">系统已具备位姿保持、圆轨迹和固定基座轨迹实验入口，以及记录、回放和接口校核流程。支撑基线目前采用静态载荷近似。动态支撑描述与柔性工况的闭环验证将由本项目继续开展。</w:t>
-      </w:r>
-    </w:p>
-    <w:bookmarkEnd w:id="70"/>
-    <w:bookmarkStart w:id="71" w:name="ddp引导残差强化学习与真机验证"/>
-    <w:p>
-      <w:pPr>
-        <w:pStyle w:val="Heading4"/>
-        <w:widowControl/>
-      </w:pPr>
-      <w:r>
-        <w:rPr>
-          <w:rFonts w:hint="eastAsia"/>
-        </w:rPr>
-        <w:t xml:space="preserve">（3）DDP引导残差强化学习与真机验证</w:t>
-      </w:r>
-    </w:p>
-    <w:p>
-      <w:pPr>
-        <w:pStyle w:val="FirstParagraph"/>
-        <w:widowControl/>
-        <w:ind w:firstLine="480"/>
-        <w:jc w:val="both"/>
-      </w:pPr>
-      <w:r>
-        <w:rPr>
-          <w:rFonts w:hint="eastAsia"/>
-        </w:rPr>
-        <w:t xml:space="preserve">团队近期完成了DDP引导的力矩残差强化学习研究，相关稿件已提交IEEE</w:t>
-      </w:r>
-      <w:r>
-        <w:t xml:space="preserve"> Robotics and Automation </w:t>
-      </w:r>
-      <w:r>
-        <w:rPr>
-          <w:rFonts w:hint="eastAsia"/>
-        </w:rPr>
-        <w:t xml:space="preserve">Letters。方法保留名义前馈与反馈，用DDP轨迹和局部价值信息引导学习，通过当前状态、历史及预览编码生成有界残差，结合逆动力学辅助监督和动作一致性训练，以双端点输出连接100</w:t>
-      </w:r>
-      <w:r>
-        <w:t xml:space="preserve"> </w:t>
-      </w:r>
-      <w:r>
-        <w:rPr>
-          <w:rFonts w:hint="eastAsia"/>
-        </w:rPr>
-        <w:t xml:space="preserve">Hz策略与1</w:t>
-      </w:r>
-      <w:r>
-        <w:t xml:space="preserve"> </w:t>
-      </w:r>
-      <w:r>
-        <w:rPr>
-          <w:rFonts w:hint="eastAsia"/>
-        </w:rPr>
-        <w:t xml:space="preserve">kHz力矩控制。</w:t>
-      </w:r>
-    </w:p>
-    <w:p>
-      <w:pPr>
-        <w:pStyle w:val="BodyText"/>
-        <w:widowControl/>
-        <w:ind w:firstLine="480"/>
-        <w:jc w:val="both"/>
-      </w:pPr>
-      <w:r>
-        <w:rPr>
-          <w:rFonts w:hint="eastAsia"/>
-        </w:rPr>
-        <w:t xml:space="preserve">稿件已报告Panda在训练轨迹、未参与训练轨迹及未建模负载条件下的实验。表1摘录未参与训练轨迹集合的结果。末端指标沿用稿件的平均误差，关节指标为均方根误差，与本项目的末端均方根考核分别评价。</w:t>
+        <w:t>表1列出未参与训练轨迹集合的代表性结果，体现了残差补偿改善模型失配下执行精度的可行性。末端指标为平均误差，关节指标为均方根误差；本项目将另行按照末端均方根误差及结构响应指标评价柔性支撑工况。</w:t>
       </w:r>
     </w:p>
     <w:p>
       <w:pPr>
         <w:pStyle w:val="TableCaption"/>
+        <w:keepNext/>
+        <w:keepLines w:val="0"/>
         <w:widowControl/>
         <w:ind w:firstLine="0"/>
         <w:jc w:val="center"/>
       </w:pPr>
       <w:r>
-        <w:rPr>
-          <w:rFonts w:hint="eastAsia"/>
-          <w:i w:val="0"/>
-        </w:rPr>
-        <w:t xml:space="preserve">表1</w:t>
-      </w:r>
-      <w:r>
-        <w:rPr>
-          <w:i w:val="0"/>
-        </w:rPr>
-        <w:t xml:space="preserve">　</w:t>
-      </w:r>
-      <w:r>
-        <w:rPr>
-          <w:rFonts w:hint="eastAsia"/>
-          <w:i w:val="0"/>
-        </w:rPr>
-        <w:t xml:space="preserve">已有Panda实验结果：未参与训练的轨迹集合</w:t>
+        <w:t>表1　已有Panda实验结果：未参与训练的轨迹集合</w:t>
       </w:r>
     </w:p>
     <w:tbl>
@@ -6090,778 +5918,533 @@
     <w:p>
       <w:pPr>
         <w:pStyle w:val="BodyText"/>
+        <w:keepNext w:val="0"/>
+        <w:keepLines w:val="0"/>
         <w:widowControl/>
         <w:ind w:firstLine="480"/>
         <w:jc w:val="both"/>
       </w:pPr>
       <w:r>
-        <w:rPr>
-          <w:rFonts w:hint="eastAsia"/>
-        </w:rPr>
-        <w:t xml:space="preserve">来源：团队2026年投稿稿件，表V，Held-out集合。该结果对应固定安装的Panda及DDP控制；柔性支撑FR3上的阻抗–QP融合尚需本项目验证。</w:t>
+        <w:t>来源：团队2026年投稿稿件，表V，Held-out集合。实验对象为固定安装的Panda，名义控制器为DDP。</w:t>
       </w:r>
     </w:p>
     <w:p>
       <w:pPr>
         <w:pStyle w:val="BodyText"/>
+        <w:keepNext w:val="0"/>
+        <w:keepLines w:val="0"/>
         <w:widowControl/>
         <w:ind w:firstLine="480"/>
         <w:jc w:val="both"/>
       </w:pPr>
       <w:r>
-        <w:rPr>
-          <w:rFonts w:hint="eastAsia"/>
-        </w:rPr>
-        <w:t xml:space="preserve">稿件的未建模负载及零阶保持接口对比，为策略迁移和多更新频率执行提供了经验。柔性支撑条件下的阻抗–QP策略仍需重新训练与验证。</w:t>
-      </w:r>
-    </w:p>
-    <w:bookmarkEnd w:id="71"/>
-    <w:bookmarkStart w:id="72" w:name="接触几何与柔顺对接的相关研究积累"/>
+        <w:t>上述研究提供了模型引导训练、负载变化测试和多频率力矩执行的经验。本项目将在此基础上面向阻抗–QP重构残差补偿方式，验证其对柔性支撑条件下运动精度、阻抗响应和结构振动的影响。</w:t>
+      </w:r>
+    </w:p>
     <w:p>
       <w:pPr>
         <w:pStyle w:val="Heading4"/>
-        <w:widowControl/>
-      </w:pPr>
-      <w:r>
-        <w:rPr>
-          <w:rFonts w:hint="eastAsia"/>
-        </w:rPr>
-        <w:t xml:space="preserve">（4）接触几何与柔顺对接的相关研究积累</w:t>
+        <w:keepNext/>
+        <w:keepLines w:val="0"/>
+        <w:widowControl/>
+      </w:pPr>
+      <w:r>
+        <w:t>（4）接触几何与柔顺对接基础</w:t>
       </w:r>
     </w:p>
     <w:p>
       <w:pPr>
         <w:pStyle w:val="FirstParagraph"/>
+        <w:keepNext w:val="0"/>
+        <w:keepLines w:val="0"/>
         <w:widowControl/>
         <w:ind w:firstLine="480"/>
         <w:jc w:val="both"/>
       </w:pPr>
       <w:r>
-        <w:rPr>
-          <w:rFonts w:hint="eastAsia"/>
-        </w:rPr>
-        <w:t xml:space="preserve">团队近期研究稿围绕复杂接口对接，提出物理方向辅助接触场配准和配准锚定捕获：利用接触位姿及物理方向信息构造接触场，通过在线接触位姿估计目标，再以配准结果为锚点进行有界参考修正。该研究建立了参考更新子系统的离散储能关系，已开展仿真及真机接触记录配准回放，新方法的真机捕获实验仍待完成。</w:t>
+        <w:t>团队已开展在轨组装柔顺控制与轨迹规划研究，并完成多模块对接力控制地面实验[12]。近期研究稿进一步提出物理方向辅助接触场配准与配准锚定捕获方法，利用接触信息估计目标位姿，通过有界参考修正协调对接运动与接触响应，建立了参考更新子系统的离散储能关系。已完成的12组真机接触记录配准回放中，平均横向位置和姿态配准误差分别为0.897 mm和0.619°；新方法的真机捕获实验尚待完成。上述积累为本项目研究柔性支撑运动下的接触位姿修正、阻抗执行及典型接口对接提供了方法与数据基础。</w:t>
+      </w:r>
+    </w:p>
+    <w:p>
+      <w:pPr>
+        <w:pStyle w:val="Heading2"/>
+        <w:keepNext/>
+        <w:keepLines w:val="0"/>
+        <w:widowControl/>
+      </w:pPr>
+      <w:r>
+        <w:t>2. 工作条件</w:t>
+      </w:r>
+    </w:p>
+    <w:p>
+      <w:pPr>
+        <w:pStyle w:val="Heading4"/>
+        <w:keepNext/>
+        <w:keepLines w:val="0"/>
+        <w:widowControl/>
+      </w:pPr>
+      <w:r>
+        <w:t>（1）已具备的条件</w:t>
+      </w:r>
+    </w:p>
+    <w:p>
+      <w:pPr>
+        <w:pStyle w:val="FirstParagraph"/>
+        <w:keepNext w:val="0"/>
+        <w:keepLines w:val="0"/>
+        <w:widowControl/>
+        <w:ind w:firstLine="480"/>
+        <w:jc w:val="both"/>
+      </w:pPr>
+      <w:r>
+        <w:t>依托单位建有约4 m × 10 m的在轨操作微重力模拟地面实验平台，具备空间结构动力学与机器人操作研究条件。现有Franka机械臂及开放力矩控制程序、动捕和IMU状态输入与同步记录接口，可支持运动控制集成与对照实验；已有模块对接平台、六维力/力矩测量及接触记录，可支撑接口标定和柔顺接触研究。Panda残差学习真机实验和FR3阻抗–QP程序分别提供了学习策略部署与名义控制实现基础。</w:t>
+      </w:r>
+    </w:p>
+    <w:p>
+      <w:pPr>
+        <w:pStyle w:val="Heading4"/>
+        <w:keepNext/>
+        <w:keepLines w:val="0"/>
+        <w:widowControl/>
+      </w:pPr>
+      <w:r>
+        <w:t>（2）尚需完善的条件及解决途径</w:t>
+      </w:r>
+    </w:p>
+    <w:p>
+      <w:pPr>
+        <w:pStyle w:val="FirstParagraph"/>
+        <w:keepNext w:val="0"/>
+        <w:keepLines w:val="0"/>
+        <w:widowControl/>
+        <w:ind w:firstLine="480"/>
+        <w:jc w:val="both"/>
+      </w:pPr>
+      <w:r>
+        <w:t>围绕柔性支撑下的闭环验证，拟增配可调柔性桁架支撑、可换连接组件及标准载荷，布置安装界面与结构响应测点，完成模态测试、传感器时间同步和空间外参标定。结合现有对接平台完善典型接口夹具与独立位姿测量，使末端运动、结构振动和最终对接精度能够分别评价。支撑试件、接口改装与专项测试按项目预算落实，计算与通用测量设备优先共享。</w:t>
       </w:r>
     </w:p>
     <w:p>
       <w:pPr>
         <w:pStyle w:val="BodyText"/>
+        <w:keepNext w:val="0"/>
+        <w:keepLines w:val="0"/>
         <w:widowControl/>
         <w:ind w:firstLine="480"/>
         <w:jc w:val="both"/>
       </w:pPr>
       <w:r>
-        <w:rPr>
-          <w:rFonts w:hint="eastAsia"/>
-        </w:rPr>
-        <w:t xml:space="preserve">上述工作为本项目的接触几何表征和参考修正提供方法基础。本项目进一步将其与学习增强力矩控制结合，研究柔性支撑运动对配准、参考执行及接触载荷的影响，完成典型接口的地面对接验证。</w:t>
-      </w:r>
-    </w:p>
-    <w:bookmarkEnd w:id="72"/>
-    <w:bookmarkEnd w:id="73"/>
-    <w:bookmarkStart w:id="76" w:name="工作条件"/>
+        <w:t>拟依托重点实验室在航空航天结构力学及控制方面的研究条件，围绕支撑模态辨识、耦合模型校核及控制实验开展联合讨论和测试，按阶段研究进度落实设备共享与试验安排。</w:t>
+      </w:r>
+    </w:p>
+    <w:p>
+      <w:pPr>
+        <w:pStyle w:val="BodyText"/>
+        <w:keepNext w:val="0"/>
+        <w:keepLines w:val="0"/>
+        <w:widowControl/>
+        <w:ind w:firstLine="0"/>
+        <w:jc w:val="both"/>
+      </w:pPr>
+      <w:r>
+        <w:rPr>
+          <w:color w:val="A00000"/>
+        </w:rPr>
+        <w:t>〔待补充〕测量设备型号、精度及可共享条件；联合测试的具体安排。</w:t>
+      </w:r>
+    </w:p>
     <w:p>
       <w:pPr>
         <w:pStyle w:val="Heading2"/>
-        <w:widowControl/>
-      </w:pPr>
-      <w:r>
-        <w:t xml:space="preserve">2. </w:t>
-      </w:r>
-      <w:r>
-        <w:rPr>
-          <w:rFonts w:hint="eastAsia"/>
-        </w:rPr>
-        <w:t xml:space="preserve">工作条件</w:t>
-      </w:r>
-    </w:p>
-    <w:bookmarkStart w:id="74" w:name="已具备的条件"/>
+        <w:keepNext/>
+        <w:keepLines w:val="0"/>
+        <w:widowControl/>
+      </w:pPr>
+      <w:r>
+        <w:t>3. 申请人简介</w:t>
+      </w:r>
+    </w:p>
     <w:p>
       <w:pPr>
         <w:pStyle w:val="Heading4"/>
-        <w:widowControl/>
-      </w:pPr>
-      <w:r>
-        <w:rPr>
-          <w:rFonts w:hint="eastAsia"/>
-        </w:rPr>
-        <w:t xml:space="preserve">（1）已具备的条件</w:t>
+        <w:keepNext/>
+        <w:keepLines w:val="0"/>
+        <w:widowControl/>
+      </w:pPr>
+      <w:r>
+        <w:t>（1）学历与研究工作简历</w:t>
       </w:r>
     </w:p>
     <w:p>
       <w:pPr>
         <w:pStyle w:val="FirstParagraph"/>
+        <w:keepNext w:val="0"/>
+        <w:keepLines w:val="0"/>
         <w:widowControl/>
         <w:ind w:firstLine="480"/>
         <w:jc w:val="both"/>
       </w:pPr>
       <w:r>
-        <w:rPr>
-          <w:rFonts w:hint="eastAsia"/>
-        </w:rPr>
-        <w:t xml:space="preserve">依托单位具有空间结构动力学和机器人控制研究团队，已具备七自由度Franka机械臂、开放力矩控制程序、动捕与IMU输入及同步记录基础。固定基座Panda残差学习实验提供了仿真训练到真实力矩控制的经验，FR3倒置建模与阻抗–QP程序提供了具体集成基础。现有地面模拟平台及模块对接实验条件可支持控制验证、场地布置和专项试验组织。</w:t>
-      </w:r>
-    </w:p>
-    <w:bookmarkEnd w:id="74"/>
-    <w:bookmarkStart w:id="75" w:name="尚需完善的条件及解决途径"/>
+        <w:t>单明贺，北京理工大学教授、博士生导师，国家级青年人才，主要从事空间在轨操作动力学与控制、柔性多体动力学和空间机器人技术研究。2007年9月至2011年7月在哈尔滨工业大学学习，获飞行器制造工程学士学位；2011年9月至2013年7月在哈尔滨工业大学学习，获航空宇航制造工程硕士学位；2013年11月至2018年6月在荷兰代尔夫特理工大学学习，获航天工程博士学位。2018年11月至2020年11月在美国马里兰大学帕克分校从事博士后研究，2021年1月起在北京理工大学工作。</w:t>
+      </w:r>
+    </w:p>
+    <w:p>
+      <w:pPr>
+        <w:pStyle w:val="BodyText"/>
+        <w:keepNext w:val="0"/>
+        <w:keepLines w:val="0"/>
+        <w:widowControl/>
+        <w:ind w:firstLine="480"/>
+        <w:jc w:val="both"/>
+      </w:pPr>
+      <w:r>
+        <w:t>申请人主持国家科技重大专项子课题、国家自然科学基金面上项目和青年项目等科研项目10余项，发表高水平论文30余篇，获授权发明专利7项。相关研究覆盖柔性结构动力学、空间机器人操作与地面验证，为本项目的耦合建模、控制方法研究和实验组织提供支撑。</w:t>
+      </w:r>
+    </w:p>
     <w:p>
       <w:pPr>
         <w:pStyle w:val="Heading4"/>
-        <w:widowControl/>
-      </w:pPr>
-      <w:r>
-        <w:rPr>
-          <w:rFonts w:hint="eastAsia"/>
-        </w:rPr>
-        <w:t xml:space="preserve">（2）尚需完善的条件及解决途径</w:t>
+        <w:keepNext/>
+        <w:keepLines w:val="0"/>
+        <w:widowControl/>
+      </w:pPr>
+      <w:r>
+        <w:t>（2）近期与本项目有关的主要论著</w:t>
+      </w:r>
+    </w:p>
+    <w:p>
+      <w:pPr>
+        <w:pStyle w:val="BodyText"/>
+        <w:keepNext w:val="0"/>
+        <w:keepLines/>
+        <w:widowControl/>
+        <w:spacing w:line="269" w:lineRule="auto"/>
+        <w:ind w:firstLine="0"/>
+        <w:jc w:val="both"/>
+      </w:pPr>
+      <w:r>
+        <w:rPr>
+          <w:sz w:val="21"/>
+        </w:rPr>
+        <w:t>1. 祁伊凡, 单明贺, 田强. 空间多柔体系统缩比等效动力学建模方法研究[J]. 中国科学: 物理学 力学 天文学, 2025, 55(2): 224518. DOI: 10.1360/SSPMA-2024-0302.</w:t>
+      </w:r>
+    </w:p>
+    <w:p>
+      <w:pPr>
+        <w:pStyle w:val="BodyText"/>
+        <w:keepNext w:val="0"/>
+        <w:keepLines/>
+        <w:widowControl/>
+        <w:spacing w:line="269" w:lineRule="auto"/>
+        <w:ind w:firstLine="0"/>
+        <w:jc w:val="both"/>
+      </w:pPr>
+      <w:r>
+        <w:rPr>
+          <w:sz w:val="21"/>
+        </w:rPr>
+        <w:t>2. 史玲玲, 肖晓龙, 张晓峰, 范立佳, 单明贺, 田强. 空间机器人在轨组装多模块单元的对接力控制与地面实验[J]. 力学学报, 2024, 56(3): 800–816. DOI: 10.6052/0459-1879-23-458.</w:t>
+      </w:r>
+    </w:p>
+    <w:p>
+      <w:pPr>
+        <w:pStyle w:val="BodyText"/>
+        <w:keepNext w:val="0"/>
+        <w:keepLines/>
+        <w:widowControl/>
+        <w:spacing w:line="269" w:lineRule="auto"/>
+        <w:ind w:firstLine="0"/>
+        <w:jc w:val="both"/>
+      </w:pPr>
+      <w:r>
+        <w:rPr>
+          <w:sz w:val="21"/>
+        </w:rPr>
+        <w:t>3. Yifan Qi, Shilei Han, Minghe Shan, Mingwu Li, Qiang Tian. Invariant-manifold-based model reduction for geometrically exact beam dynamics[J]. Computer Methods in Applied Mechanics and Engineering, 2026, 450: 118643. DOI: 10.1016/j.cma.2025.118643.</w:t>
+      </w:r>
+    </w:p>
+    <w:p>
+      <w:pPr>
+        <w:pStyle w:val="Heading4"/>
+        <w:keepNext/>
+        <w:keepLines w:val="0"/>
+        <w:widowControl/>
+      </w:pPr>
+      <w:r>
+        <w:t>（3）学术奖励</w:t>
+      </w:r>
+    </w:p>
+    <w:p>
+      <w:pPr>
+        <w:pStyle w:val="BodyText"/>
+        <w:keepNext w:val="0"/>
+        <w:keepLines/>
+        <w:widowControl/>
+        <w:spacing w:line="269" w:lineRule="auto"/>
+        <w:ind w:firstLine="0"/>
+        <w:jc w:val="both"/>
+      </w:pPr>
+      <w:r>
+        <w:rPr>
+          <w:sz w:val="21"/>
+        </w:rPr>
+        <w:t>1. 单明贺，国际空间研究委员会青年科学家最佳论文奖（COSPAR Outstanding Paper Award for Young Scientists），2022年。对应论文为：Minghe Shan, Jian Guo, Eberhard Gill. An analysis of the flexibility modeling of a net for space debris removal[J]. Advances in Space Research, 2020, 65(3): 1083–1094. DOI: 10.1016/j.asr.2019.10.041。该奖获奖者为单明贺。</w:t>
+      </w:r>
+    </w:p>
+    <w:p>
+      <w:pPr>
+        <w:pStyle w:val="BodyText"/>
+        <w:keepNext w:val="0"/>
+        <w:keepLines/>
+        <w:widowControl/>
+        <w:spacing w:line="269" w:lineRule="auto"/>
+        <w:ind w:firstLine="0"/>
+        <w:jc w:val="both"/>
+      </w:pPr>
+      <w:r>
+        <w:rPr>
+          <w:sz w:val="21"/>
+        </w:rPr>
+        <w:t>2. 张大羽，罗凯，赵将，韩石磊，朱佳龙，单明贺，王辉，刘凡，薛永刚，王立朋. 空间大型柔性可展结构高可靠展开与超低频模态辨识关键技术及应用. 中国振动工程学会科学技术奖二等奖，2023年度。主要完成单位为西安空间无线电技术研究所、北京理工大学；单明贺列第6位。</w:t>
+      </w:r>
+    </w:p>
+    <w:p>
+      <w:pPr>
+        <w:pStyle w:val="Heading2"/>
+        <w:keepNext/>
+        <w:keepLines w:val="0"/>
+        <w:widowControl/>
+      </w:pPr>
+      <w:r>
+        <w:t>4. 项目组主要成员简介</w:t>
       </w:r>
     </w:p>
     <w:p>
       <w:pPr>
         <w:pStyle w:val="FirstParagraph"/>
+        <w:keepNext w:val="0"/>
+        <w:keepLines w:val="0"/>
         <w:widowControl/>
         <w:ind w:firstLine="480"/>
         <w:jc w:val="both"/>
       </w:pPr>
       <w:r>
-        <w:rPr>
-          <w:rFonts w:hint="eastAsia"/>
-        </w:rPr>
-        <w:t xml:space="preserve">拟根据现有机器人承载能力增配可调柔性桁架支撑、标准载荷和结构测点，完成模态、时间同步及空间外参标定；共享现有计算与测量设备，补充必要的同步采集和控制接口。重点完善真实弹性反馈、安装界面响应和独立末端测量，支撑试件、接口改装及专项测试纳入项目预算。</w:t>
+        <w:t>项目组由单明贺、苏文康、黄朕、李融冰和任启明组成，围绕耦合建模、控制方法与地面验证拟作如下分工。</w:t>
       </w:r>
     </w:p>
     <w:p>
       <w:pPr>
         <w:pStyle w:val="BodyText"/>
+        <w:keepNext w:val="0"/>
+        <w:keepLines w:val="0"/>
         <w:widowControl/>
         <w:ind w:firstLine="480"/>
         <w:jc w:val="both"/>
       </w:pPr>
       <w:r>
         <w:rPr>
-          <w:rFonts w:hint="eastAsia"/>
-        </w:rPr>
-        <w:t xml:space="preserve">拟与重点实验室固定研究人员围绕结构模态测试、耦合动力学分析和学习增强控制开展合作，结合双方实际条件安排模型讨论、联合验证及成果交流。具体设备共享及试验分工依据实际合作安排落实。</w:t>
+          <w:b/>
+        </w:rPr>
+        <w:t>单明贺：</w:t>
+      </w:r>
+      <w:r>
+        <w:t>项目负责人，研究基础及代表性成果见前节。负责总体研究方案与进度组织，统筹柔性支撑耦合建模、闭环性能分析及与重点实验室的合作交流。</w:t>
       </w:r>
     </w:p>
     <w:p>
       <w:pPr>
         <w:pStyle w:val="BodyText"/>
+        <w:keepNext w:val="0"/>
+        <w:keepLines w:val="0"/>
         <w:widowControl/>
         <w:ind w:firstLine="480"/>
         <w:jc w:val="both"/>
       </w:pPr>
       <w:r>
         <w:rPr>
-          <w:rFonts w:hint="eastAsia"/>
           <w:b/>
-          <w:bCs/>
-          <w:color w:val="A60000"/>
-        </w:rPr>
-        <w:t xml:space="preserve">〔待补充〕南航重点实验室合作人员姓名、职称及分工；现有动捕、IMU和结构测量设备的型号、精度及可共享条件。</w:t>
-      </w:r>
-    </w:p>
-    <w:bookmarkEnd w:id="75"/>
-    <w:bookmarkEnd w:id="76"/>
-    <w:bookmarkStart w:id="80" w:name="申请人简介"/>
+        </w:rPr>
+        <w:t>苏文康：</w:t>
+      </w:r>
+      <w:r>
+        <w:t>已开展自由漂浮空间机器人任务优先协同操作与实时优化控制研究。拟承担几何阻抗与动力学QP控制设计、驱动约束协调及运动与结构响应对照分析。</w:t>
+      </w:r>
+    </w:p>
+    <w:p>
+      <w:pPr>
+        <w:pStyle w:val="BodyText"/>
+        <w:keepNext w:val="0"/>
+        <w:keepLines w:val="0"/>
+        <w:widowControl/>
+        <w:ind w:firstLine="480"/>
+        <w:jc w:val="both"/>
+      </w:pPr>
+      <w:r>
+        <w:rPr>
+          <w:b/>
+        </w:rPr>
+        <w:t>黄朕：</w:t>
+      </w:r>
+      <w:r>
+        <w:t>已开展大型空间望远镜多机器人组装序列规划研究，具备面向在轨组装任务组织操作流程的研究基础。拟承担典型作业过程与参考轨迹设计、实验工况组织及结果评价，服务于本项目单机器人运动与对接验证。</w:t>
+      </w:r>
+    </w:p>
+    <w:p>
+      <w:pPr>
+        <w:pStyle w:val="BodyText"/>
+        <w:keepNext w:val="0"/>
+        <w:keepLines w:val="0"/>
+        <w:widowControl/>
+        <w:ind w:firstLine="480"/>
+        <w:jc w:val="both"/>
+      </w:pPr>
+      <w:r>
+        <w:rPr>
+          <w:b/>
+        </w:rPr>
+        <w:t>李融冰：</w:t>
+      </w:r>
+      <w:r>
+        <w:t>拟承担模型引导残差强化学习、FR3控制程序集成及真机实验，重点开展模型与执行偏差补偿、多频率力矩接口实现和实验数据分析。</w:t>
+      </w:r>
+    </w:p>
+    <w:p>
+      <w:pPr>
+        <w:pStyle w:val="BodyText"/>
+        <w:keepNext w:val="0"/>
+        <w:keepLines w:val="0"/>
+        <w:widowControl/>
+        <w:ind w:firstLine="480"/>
+        <w:jc w:val="both"/>
+      </w:pPr>
+      <w:r>
+        <w:rPr>
+          <w:b/>
+        </w:rPr>
+        <w:t>任启明：</w:t>
+      </w:r>
+      <w:r>
+        <w:t>已开展在轨组装柔顺控制与轨迹规划统一框架研究。拟承担接触几何引导的目标位姿修正、阻抗对接参考设计及典型接口实验，与名义控制和残差补偿模块协同完成验证。</w:t>
+      </w:r>
+    </w:p>
+    <w:p>
+      <w:pPr>
+        <w:pStyle w:val="Heading4"/>
+        <w:keepNext/>
+        <w:keepLines w:val="0"/>
+        <w:widowControl/>
+      </w:pPr>
+      <w:r>
+        <w:t>近期与本项目有关的主要论著</w:t>
+      </w:r>
+    </w:p>
+    <w:p>
+      <w:pPr>
+        <w:pStyle w:val="BodyText"/>
+        <w:keepNext w:val="0"/>
+        <w:keepLines/>
+        <w:widowControl/>
+        <w:spacing w:line="269" w:lineRule="auto"/>
+        <w:ind w:firstLine="0"/>
+        <w:jc w:val="both"/>
+      </w:pPr>
+      <w:r>
+        <w:rPr>
+          <w:sz w:val="21"/>
+        </w:rPr>
+        <w:t>1. Wenkang Su, Lingling Shi, Andreas Müller, Minghe Shan. Cooperative manipulation control with task-prioritized real-time optimization for free-floating dual-arm space robots[J]. Aerospace Science and Technology, 2026, 171: 111584. DOI: 10.1016/j.ast.2025.111584.</w:t>
+      </w:r>
+    </w:p>
+    <w:p>
+      <w:pPr>
+        <w:pStyle w:val="BodyText"/>
+        <w:keepNext w:val="0"/>
+        <w:keepLines/>
+        <w:widowControl/>
+        <w:spacing w:line="269" w:lineRule="auto"/>
+        <w:ind w:firstLine="0"/>
+        <w:jc w:val="both"/>
+      </w:pPr>
+      <w:r>
+        <w:rPr>
+          <w:sz w:val="21"/>
+        </w:rPr>
+        <w:t>2. Zhen Huang, Lingling Shi, Lijia Fan, Yan Yang, Minghe Shan. Multirobot Assembly Sequence Planning of a Large Space Telescope[J]. Journal of Spacecraft and Rockets, 2025, 62(3): 915–927. DOI: 10.2514/1.A36129.</w:t>
+      </w:r>
+    </w:p>
+    <w:p>
+      <w:pPr>
+        <w:pStyle w:val="BodyText"/>
+        <w:keepNext w:val="0"/>
+        <w:keepLines/>
+        <w:widowControl/>
+        <w:spacing w:line="269" w:lineRule="auto"/>
+        <w:ind w:firstLine="0"/>
+        <w:jc w:val="both"/>
+      </w:pPr>
+      <w:r>
+        <w:rPr>
+          <w:sz w:val="21"/>
+        </w:rPr>
+        <w:t>3. Qiming Ren, Minghe Shan. A unified framework for compliant control and trajectory planning in robotic in-orbit assembly[J]. Acta Astronautica, 2026, 243: 32–45. DOI: 10.1016/j.actaastro.2026.01.029.</w:t>
+      </w:r>
+    </w:p>
+    <w:p>
+      <w:pPr>
+        <w:pStyle w:val="BodyText"/>
+        <w:keepNext w:val="0"/>
+        <w:keepLines w:val="0"/>
+        <w:widowControl/>
+        <w:ind w:firstLine="0"/>
+        <w:jc w:val="both"/>
+      </w:pPr>
+      <w:r>
+        <w:rPr>
+          <w:color w:val="A00000"/>
+        </w:rPr>
+        <w:t>〔待补充〕苏文康、黄朕、李融冰、任启明的职称或在读身份，以及其他相关学术奖励。</w:t>
+      </w:r>
+    </w:p>
     <w:p>
       <w:pPr>
         <w:pStyle w:val="Heading2"/>
-        <w:widowControl/>
-      </w:pPr>
-      <w:r>
-        <w:t xml:space="preserve">3. </w:t>
-      </w:r>
-      <w:r>
-        <w:rPr>
-          <w:rFonts w:hint="eastAsia"/>
-        </w:rPr>
-        <w:t xml:space="preserve">申请人简介</w:t>
-      </w:r>
-    </w:p>
-    <w:bookmarkStart w:id="77" w:name="学历与研究工作简历"/>
-    <w:p>
-      <w:pPr>
-        <w:pStyle w:val="Heading4"/>
-        <w:widowControl/>
-      </w:pPr>
-      <w:r>
-        <w:rPr>
-          <w:rFonts w:hint="eastAsia"/>
-        </w:rPr>
-        <w:t xml:space="preserve">（1）学历与研究工作简历</w:t>
+        <w:keepNext/>
+        <w:keepLines w:val="0"/>
+        <w:widowControl/>
+      </w:pPr>
+      <w:r>
+        <w:t>5. 近五年承担科研项目情况</w:t>
       </w:r>
     </w:p>
     <w:p>
       <w:pPr>
         <w:pStyle w:val="FirstParagraph"/>
-        <w:widowControl/>
-        <w:spacing w:line="340" w:lineRule="exact" w:after="40"/>
+        <w:keepNext w:val="0"/>
+        <w:keepLines w:val="0"/>
+        <w:widowControl/>
         <w:ind w:firstLine="480"/>
         <w:jc w:val="both"/>
       </w:pPr>
       <w:r>
-        <w:rPr>
-          <w:rFonts w:hint="eastAsia"/>
-        </w:rPr>
-        <w:t>单明贺，北京理工大学教授、博士生导师，国家级青年人才，主要从事空间在轨操作动力学与控制、柔性多体动力学和空间机器人技术研究。2007年9月至2011年7月在哈尔滨工业大学学习，获飞行器制造工程学士学位；2011年9月至2013年7月在哈尔滨工业大学学习，获航空宇航制造工程硕士学位；2013年11月至2018年6月在荷兰代尔夫特理工大学学习，获航天工程博士学位。2018年11月至2020年11月在美国马里兰大学帕克分校从事博士后研究，2021年1月起在北京理工大学工作。</w:t>
+        <w:t>申请人已承担的相关科研任务为本项目积累了空间结构动力学、机器人操作控制及地面验证经验。本项目在既有模型、程序和实验平台上，重点研究柔性安装界面的动态作用、残差补偿与受约束阻抗响应的协调，以及柔性支撑下的接触参考修正，形成相应模型、算法和典型接口实验结果。</w:t>
       </w:r>
     </w:p>
     <w:p>
       <w:pPr>
         <w:pStyle w:val="BodyText"/>
-        <w:widowControl/>
-        <w:spacing w:line="340" w:lineRule="exact" w:after="40"/>
-        <w:ind w:firstLine="480"/>
-        <w:jc w:val="both"/>
-      </w:pPr>
-      <w:r>
-        <w:rPr>
-          <w:rFonts w:hint="eastAsia"/>
-        </w:rPr>
-        <w:t>申请人主持国家科技重大专项子课题、国家自然科学基金面上项目和青年项目等科研项目10余项，发表高水平论文30余篇，获授权发明专利7项。其研究工作涉及空间机器人操作、柔性结构动力学和地面模拟验证，与本项目的柔性支撑耦合动力学及控制问题紧密相关。</w:t>
-      </w:r>
-    </w:p>
-    <w:bookmarkEnd w:id="77"/>
-    <w:bookmarkStart w:id="78" w:name="近期与本项目有关的主要论著"/>
-    <w:p>
-      <w:pPr>
-        <w:pStyle w:val="Heading4"/>
-        <w:widowControl/>
-      </w:pPr>
-      <w:r>
-        <w:rPr>
-          <w:rFonts w:hint="eastAsia"/>
-        </w:rPr>
-        <w:t xml:space="preserve">（2）近期与本项目有关的主要论著</w:t>
-      </w:r>
-    </w:p>
-    <w:p>
-      <w:pPr>
-        <w:widowControl/>
-        <w:numPr>
-          <w:ilvl w:val="0"/>
-          <w:numId w:val="1001"/>
-        </w:numPr>
-        <w:spacing w:line="340" w:lineRule="exact" w:after="40"/>
-        <w:ind w:firstLine="480"/>
-        <w:jc w:val="both"/>
-      </w:pPr>
-      <w:r>
-        <w:rPr>
-          <w:rFonts w:hint="eastAsia"/>
-        </w:rPr>
-        <w:t xml:space="preserve">祁伊凡,</w:t>
-      </w:r>
-      <w:r>
-        <w:t xml:space="preserve"> </w:t>
-      </w:r>
-      <w:r>
-        <w:rPr>
-          <w:rFonts w:hint="eastAsia"/>
-        </w:rPr>
-        <w:t xml:space="preserve">单明贺,</w:t>
-      </w:r>
-      <w:r>
-        <w:t xml:space="preserve"> </w:t>
-      </w:r>
-      <w:r>
-        <w:rPr>
-          <w:rFonts w:hint="eastAsia"/>
-        </w:rPr>
-        <w:t xml:space="preserve">田强.</w:t>
-      </w:r>
-      <w:r>
-        <w:t xml:space="preserve"> </w:t>
-      </w:r>
-      <w:r>
-        <w:rPr>
-          <w:rFonts w:hint="eastAsia"/>
-        </w:rPr>
-        <w:t xml:space="preserve">空间多柔体系统缩比等效动力学建模方法研究[J].</w:t>
-      </w:r>
-      <w:r>
-        <w:t xml:space="preserve"> </w:t>
-      </w:r>
-      <w:r>
-        <w:rPr>
-          <w:rFonts w:hint="eastAsia"/>
-        </w:rPr>
-        <w:t xml:space="preserve">中国科学:</w:t>
-      </w:r>
-      <w:r>
-        <w:t xml:space="preserve"> </w:t>
-      </w:r>
-      <w:r>
-        <w:rPr>
-          <w:rFonts w:hint="eastAsia"/>
-        </w:rPr>
-        <w:t xml:space="preserve">物理学</w:t>
-      </w:r>
-      <w:r>
-        <w:t xml:space="preserve"> </w:t>
-      </w:r>
-      <w:r>
-        <w:rPr>
-          <w:rFonts w:hint="eastAsia"/>
-        </w:rPr>
-        <w:t xml:space="preserve">力学</w:t>
-      </w:r>
-      <w:r>
-        <w:t xml:space="preserve"> </w:t>
-      </w:r>
-      <w:r>
-        <w:rPr>
-          <w:rFonts w:hint="eastAsia"/>
-        </w:rPr>
-        <w:t xml:space="preserve">天文学,</w:t>
-      </w:r>
-      <w:r>
-        <w:t xml:space="preserve"> 2025, 55(2): 224518. DOI:</w:t>
-      </w:r>
-      <w:r>
-        <w:t xml:space="preserve"> </w:t>
-      </w:r>
-      <w:hyperlink r:id="rId28">
-        <w:r>
-          <w:rPr>
-            <w:rStyle w:val="Hyperlink"/>
-          </w:rPr>
-          <w:t xml:space="preserve">https://doi.org/10.1360/SSPMA-2024-0302</w:t>
-        </w:r>
-      </w:hyperlink>
-      <w:r>
-        <w:t xml:space="preserve">.</w:t>
-      </w:r>
-    </w:p>
-    <w:p>
-      <w:pPr>
-        <w:widowControl/>
-        <w:numPr>
-          <w:ilvl w:val="0"/>
-          <w:numId w:val="1001"/>
-        </w:numPr>
-        <w:spacing w:line="340" w:lineRule="exact" w:after="40"/>
-        <w:ind w:firstLine="480"/>
-        <w:jc w:val="both"/>
-      </w:pPr>
-      <w:r>
-        <w:rPr>
-          <w:rFonts w:hint="eastAsia"/>
-        </w:rPr>
-        <w:t xml:space="preserve">史玲玲,</w:t>
-      </w:r>
-      <w:r>
-        <w:t xml:space="preserve"> </w:t>
-      </w:r>
-      <w:r>
-        <w:rPr>
-          <w:rFonts w:hint="eastAsia"/>
-        </w:rPr>
-        <w:t xml:space="preserve">肖晓龙,</w:t>
-      </w:r>
-      <w:r>
-        <w:t xml:space="preserve"> </w:t>
-      </w:r>
-      <w:r>
-        <w:rPr>
-          <w:rFonts w:hint="eastAsia"/>
-        </w:rPr>
-        <w:t xml:space="preserve">张晓峰,</w:t>
-      </w:r>
-      <w:r>
-        <w:t xml:space="preserve"> </w:t>
-      </w:r>
-      <w:r>
-        <w:rPr>
-          <w:rFonts w:hint="eastAsia"/>
-        </w:rPr>
-        <w:t xml:space="preserve">范立佳,</w:t>
-      </w:r>
-      <w:r>
-        <w:t xml:space="preserve"> </w:t>
-      </w:r>
-      <w:r>
-        <w:rPr>
-          <w:rFonts w:hint="eastAsia"/>
-        </w:rPr>
-        <w:t xml:space="preserve">单明贺,</w:t>
-      </w:r>
-      <w:r>
-        <w:t xml:space="preserve"> </w:t>
-      </w:r>
-      <w:r>
-        <w:rPr>
-          <w:rFonts w:hint="eastAsia"/>
-        </w:rPr>
-        <w:t xml:space="preserve">田强.</w:t>
-      </w:r>
-      <w:r>
-        <w:t xml:space="preserve"> </w:t>
-      </w:r>
-      <w:r>
-        <w:rPr>
-          <w:rFonts w:hint="eastAsia"/>
-        </w:rPr>
-        <w:t xml:space="preserve">空间机器人在轨组装多模块单元的对接力控制与地面实验[J].</w:t>
-      </w:r>
-      <w:r>
-        <w:t xml:space="preserve"> </w:t>
-      </w:r>
-      <w:r>
-        <w:rPr>
-          <w:rFonts w:hint="eastAsia"/>
-        </w:rPr>
-        <w:t xml:space="preserve">力学学报,</w:t>
-      </w:r>
-      <w:r>
-        <w:t xml:space="preserve"> 2024, 56(3): 800–816. DOI:</w:t>
-      </w:r>
-      <w:r>
-        <w:t xml:space="preserve"> </w:t>
-      </w:r>
-      <w:hyperlink r:id="rId27">
-        <w:r>
-          <w:rPr>
-            <w:rStyle w:val="Hyperlink"/>
-          </w:rPr>
-          <w:t xml:space="preserve">https://doi.org/10.6052/0459-1879-23-458</w:t>
-        </w:r>
-      </w:hyperlink>
-      <w:r>
-        <w:t xml:space="preserve">.</w:t>
-      </w:r>
-    </w:p>
-    <w:p>
-      <w:pPr>
-        <w:widowControl/>
-        <w:numPr>
-          <w:ilvl w:val="0"/>
-          <w:numId w:val="1001"/>
-        </w:numPr>
-        <w:spacing w:line="340" w:lineRule="exact" w:after="40"/>
-        <w:ind w:firstLine="480"/>
-        <w:jc w:val="both"/>
-      </w:pPr>
-      <w:r>
-        <w:t xml:space="preserve">Sonneville V, Scapolan M, Shan M, Bauchau O A. Modal reduction procedures for flexible multibody dynamics[J]. Multibody System Dynamics, 2021, 51(4): 377–418. DOI:</w:t>
-      </w:r>
-      <w:r>
-        <w:t xml:space="preserve"> </w:t>
-      </w:r>
-      <w:hyperlink r:id="rId19">
-        <w:r>
-          <w:rPr>
-            <w:rStyle w:val="Hyperlink"/>
-          </w:rPr>
-          <w:t xml:space="preserve">https://doi.org/10.1007/s11044-020-09770-w</w:t>
-        </w:r>
-      </w:hyperlink>
-      <w:r>
-        <w:t xml:space="preserve">.</w:t>
-      </w:r>
-    </w:p>
-    <w:bookmarkEnd w:id="78"/>
-    <w:bookmarkStart w:id="79" w:name="学术奖励"/>
-    <w:p>
-      <w:pPr>
-        <w:pStyle w:val="Heading4"/>
-        <w:widowControl/>
-      </w:pPr>
-      <w:r>
-        <w:rPr>
-          <w:rFonts w:hint="eastAsia"/>
-        </w:rPr>
-        <w:t xml:space="preserve">（3）学术奖励</w:t>
-      </w:r>
-    </w:p>
-    <w:p>
-      <w:pPr>
-        <w:pStyle w:val="FirstParagraph"/>
-        <w:widowControl/>
-        <w:spacing w:line="340" w:lineRule="exact" w:after="40"/>
-        <w:ind w:firstLine="480"/>
-        <w:jc w:val="both"/>
-      </w:pPr>
-      <w:r>
-        <w:rPr>
-          <w:rFonts w:hint="eastAsia"/>
-        </w:rPr>
-        <w:t>单明贺，国际空间研究委员会青年科学家最佳论文奖（COSPAR Outstanding Paper Award for Young Scientists），2022年。对应论文为：Minghe Shan, Jian Guo, Eberhard Gill. An analysis of the flexibility modeling of a net for space debris removal[J]. Advances in Space Research, 2020, 65(3): 1083–1094. DOI: 10.1016/j.asr.2019.10.041。该奖获奖者为单明贺。</w:t>
-      </w:r>
-    </w:p>
-    <w:p>
-      <w:pPr>
-        <w:pStyle w:val="BodyText"/>
-        <w:widowControl/>
-        <w:spacing w:line="340" w:lineRule="exact" w:after="40"/>
-        <w:ind w:firstLine="480"/>
-        <w:jc w:val="both"/>
-      </w:pPr>
-      <w:r>
-        <w:rPr>
-          <w:rFonts w:hint="eastAsia"/>
-        </w:rPr>
-        <w:t>张大羽，罗凯，赵将，韩石磊，朱佳龙，单明贺，王辉，刘凡，薛永刚，王立朋. 空间大型柔性可展结构高可靠展开与超低频模态辨识关键技术及应用. 中国振动工程学会科学技术奖二等奖，2023年度。主要完成单位为西安空间无线电技术研究所、北京理工大学；单明贺列第6位。</w:t>
-      </w:r>
-    </w:p>
-    <w:bookmarkEnd w:id="79"/>
-    <w:bookmarkEnd w:id="80"/>
-    <w:bookmarkStart w:id="81" w:name="项目组主要成员简介"/>
-    <w:p>
-      <w:pPr>
-        <w:pStyle w:val="Heading2"/>
-        <w:widowControl/>
-      </w:pPr>
-      <w:r>
-        <w:t xml:space="preserve">4. </w:t>
-      </w:r>
-      <w:r>
-        <w:rPr>
-          <w:rFonts w:hint="eastAsia"/>
-        </w:rPr>
-        <w:t xml:space="preserve">项目组主要成员简介</w:t>
-      </w:r>
-    </w:p>
-    <w:bookmarkEnd w:id="81"/>
-    <w:bookmarkStart w:id="82" w:name="近五年承担科研项目情况"/>
-    <w:p>
-      <w:pPr>
-        <w:pStyle w:val="BodyText"/>
-        <w:widowControl/>
-        <w:spacing w:line="340" w:lineRule="exact" w:after="40"/>
-        <w:ind w:firstLine="480"/>
-        <w:jc w:val="both"/>
-      </w:pPr>
-      <w:r>
-        <w:rPr>
-          <w:rFonts w:hint="eastAsia"/>
-        </w:rPr>
-        <w:t>项目组主要成员暂按与本项目直接相关的论文作者列示，申请人单明贺的简介见前节。</w:t>
-      </w:r>
-    </w:p>
-    <w:p>
-      <w:pPr>
-        <w:pStyle w:val="BodyText"/>
-        <w:widowControl/>
-        <w:spacing w:line="340" w:lineRule="exact" w:after="40"/>
-        <w:ind w:firstLine="480"/>
-        <w:jc w:val="both"/>
-      </w:pPr>
-      <w:r>
-        <w:rPr>
-          <w:rFonts w:hint="eastAsia"/>
-        </w:rPr>
-        <w:t>祁伊凡、韩石磊、Mingwu Li、田强：相关研究涉及柔性多体动力学、缩比等效建模和几何精确梁降阶，为柔性支撑建模与模态选取提供基础。</w:t>
-      </w:r>
-    </w:p>
-    <w:p>
-      <w:pPr>
-        <w:pStyle w:val="BodyText"/>
-        <w:widowControl/>
-        <w:spacing w:line="340" w:lineRule="exact" w:after="40"/>
-        <w:ind w:firstLine="480"/>
-        <w:jc w:val="both"/>
-      </w:pPr>
-      <w:r>
-        <w:rPr>
-          <w:rFonts w:hint="eastAsia"/>
-        </w:rPr>
-        <w:t>苏文康、史玲玲、Andreas Müller：相关研究涉及任务优先协同操作控制与实时优化，为受约束动力学控制提供基础。</w:t>
-      </w:r>
-    </w:p>
-    <w:p>
-      <w:pPr>
-        <w:pStyle w:val="BodyText"/>
-        <w:widowControl/>
-        <w:spacing w:line="340" w:lineRule="exact" w:after="40"/>
-        <w:ind w:firstLine="480"/>
-        <w:jc w:val="both"/>
-      </w:pPr>
-      <w:r>
-        <w:rPr>
-          <w:rFonts w:hint="eastAsia"/>
-        </w:rPr>
-        <w:t>Qiming Ren：相关研究涉及在轨组装柔顺控制与轨迹规划，为阻抗控制及运动参考设计提供基础。</w:t>
-      </w:r>
-    </w:p>
-    <w:p>
-      <w:pPr>
-        <w:pStyle w:val="Heading4"/>
-        <w:widowControl/>
-        <w:spacing w:line="340" w:lineRule="exact" w:after="40"/>
-        <w:ind w:firstLine="480"/>
-        <w:jc w:val="both"/>
-      </w:pPr>
-      <w:r>
-        <w:rPr>
-          <w:rFonts w:hint="eastAsia"/>
-        </w:rPr>
-        <w:t>近期与本项目有关的主要论著</w:t>
-      </w:r>
-    </w:p>
-    <w:p>
-      <w:pPr>
-        <w:pStyle w:val="BodyText"/>
-        <w:keepLines/>
-        <w:widowControl/>
-        <w:spacing w:line="340" w:lineRule="exact" w:after="40"/>
-        <w:ind w:firstLine="480"/>
-        <w:jc w:val="both"/>
-      </w:pPr>
-      <w:r>
-        <w:rPr>
-          <w:rFonts w:hint="eastAsia"/>
-        </w:rPr>
-        <w:t>1. Yifan Qi, Minghe Shan. Simulation on Flexible Multibody System with Topology Changes for In-space Assembly[J]. The Journal of the Astronautical Sciences, 2024, 71(2): 11. DOI: 10.1007/s40295-024-00431-0.</w:t>
-      </w:r>
-    </w:p>
-    <w:p>
-      <w:pPr>
-        <w:pStyle w:val="BodyText"/>
-        <w:keepLines/>
-        <w:widowControl/>
-        <w:spacing w:line="340" w:lineRule="exact" w:after="40"/>
-        <w:ind w:firstLine="480"/>
-        <w:jc w:val="both"/>
-      </w:pPr>
-      <w:r>
-        <w:rPr>
-          <w:rFonts w:hint="eastAsia"/>
-        </w:rPr>
-        <w:t>2. 祁伊凡, 单明贺, 田强. 空间多柔体系统缩比等效动力学建模方法研究[J]. 中国科学：物理学 力学 天文学, 2025, 55(2): 224518. DOI: 10.1360/SSPMA-2024-0302.</w:t>
-      </w:r>
-    </w:p>
-    <w:p>
-      <w:pPr>
-        <w:pStyle w:val="BodyText"/>
-        <w:keepLines/>
-        <w:widowControl/>
-        <w:spacing w:line="340" w:lineRule="exact" w:after="40"/>
-        <w:ind w:firstLine="480"/>
-        <w:jc w:val="both"/>
-      </w:pPr>
-      <w:r>
-        <w:rPr>
-          <w:rFonts w:hint="eastAsia"/>
-        </w:rPr>
-        <w:t>3. Yifan Qi, Shilei Han, Minghe Shan, Mingwu Li, Qiang Tian. Invariant-manifold-based model reduction for geometrically exact beam dynamics[J]. Computer Methods in Applied Mechanics and Engineering, 2026, 450: 118643. DOI: 10.1016/j.cma.2025.118643.</w:t>
-      </w:r>
-    </w:p>
-    <w:p>
-      <w:pPr>
-        <w:pStyle w:val="BodyText"/>
-        <w:keepLines/>
-        <w:widowControl/>
-        <w:spacing w:line="340" w:lineRule="exact" w:after="40"/>
-        <w:ind w:firstLine="480"/>
-        <w:jc w:val="both"/>
-      </w:pPr>
-      <w:r>
-        <w:rPr>
-          <w:rFonts w:hint="eastAsia"/>
-        </w:rPr>
-        <w:t>4. Wenkang Su, Lingling Shi, Andreas Müller, Minghe Shan. Cooperative manipulation control with task-prioritized real-time optimization for free-floating dual-arm space robots[J]. Aerospace Science and Technology, 2026, 171: 111584. DOI: 10.1016/j.ast.2025.111584.</w:t>
-      </w:r>
-    </w:p>
-    <w:p>
-      <w:pPr>
-        <w:pStyle w:val="BodyText"/>
-        <w:keepLines/>
-        <w:widowControl/>
-        <w:spacing w:line="340" w:lineRule="exact" w:after="40"/>
-        <w:ind w:firstLine="480"/>
-        <w:jc w:val="both"/>
-      </w:pPr>
-      <w:r>
-        <w:rPr>
-          <w:rFonts w:hint="eastAsia"/>
-        </w:rPr>
-        <w:t>5. Qiming Ren, Minghe Shan. A unified framework for compliant control and trajectory planning in robotic in-orbit assembly[J]. Acta Astronautica, 2026, 243: 32–45. DOI: 10.1016/j.actaastro.2026.01.029.</w:t>
-      </w:r>
-    </w:p>
-    <w:p>
-      <w:pPr>
-        <w:pStyle w:val="BodyText"/>
-        <w:widowControl/>
-        <w:spacing w:line="340" w:lineRule="exact" w:after="40"/>
-        <w:ind w:firstLine="480"/>
-        <w:jc w:val="both"/>
-      </w:pPr>
-      <w:r>
-        <w:rPr>
-          <w:rFonts w:hint="eastAsia"/>
-        </w:rPr>
-        <w:t>韩石磊参与的2023年度中国振动工程学会科学技术奖二等奖成果及全部受奖人员见前节“学术奖励”，本人列第4位。</w:t>
-      </w:r>
-    </w:p>
-    <w:p>
-      <w:pPr>
-        <w:pStyle w:val="BodyText"/>
-        <w:widowControl/>
-        <w:spacing w:line="340" w:lineRule="exact" w:after="40"/>
-        <w:ind w:firstLine="480"/>
-        <w:jc w:val="both"/>
-      </w:pPr>
-      <w:r>
-        <w:rPr>
-          <w:rFonts w:hint="eastAsia"/>
+        <w:keepNext w:val="0"/>
+        <w:keepLines w:val="0"/>
+        <w:widowControl/>
+        <w:ind w:firstLine="0"/>
+        <w:jc w:val="both"/>
+      </w:pPr>
+      <w:r>
+        <w:rPr>
           <w:color w:val="A00000"/>
         </w:rPr>
-        <w:t>〔待补充〕上述成员的实际参研情况、职称及具体分工；其他相关学术奖励。</w:t>
-      </w:r>
-    </w:p>
-    <w:p>
-      <w:pPr>
-        <w:pStyle w:val="Heading2"/>
-        <w:widowControl/>
-      </w:pPr>
-      <w:r>
-        <w:t xml:space="preserve">5. </w:t>
-      </w:r>
-      <w:r>
-        <w:rPr>
-          <w:rFonts w:hint="eastAsia"/>
-        </w:rPr>
-        <w:t xml:space="preserve">近五年承担科研项目情况</w:t>
-      </w:r>
-    </w:p>
-    <w:p>
-      <w:pPr>
-        <w:pStyle w:val="FirstParagraph"/>
-        <w:widowControl/>
-        <w:spacing w:line="340" w:lineRule="exact" w:after="40"/>
-        <w:ind w:firstLine="480"/>
-        <w:jc w:val="both"/>
-      </w:pPr>
-      <w:r>
-        <w:rPr>
-          <w:rFonts w:hint="eastAsia"/>
-        </w:rPr>
-        <w:t xml:space="preserve">既有空间结构动力学、Franka运动控制、残差学习及接触对接研究，为本项目提供理论、算法与实验基础。本项目新增任务集中于柔性安装界面的动力学描述，残差强化学习与受约束阻抗控制的融合，以及柔性支撑条件下的接触参考修正与对接验证，交付对象为相应模型、算法和典型接口实验结果。</w:t>
-      </w:r>
-    </w:p>
-    <w:p>
-      <w:pPr>
-        <w:pStyle w:val="BodyText"/>
-        <w:widowControl/>
-        <w:spacing w:line="340" w:lineRule="exact" w:after="40"/>
-        <w:ind w:firstLine="480"/>
-        <w:jc w:val="both"/>
-      </w:pPr>
-      <w:r>
-        <w:rPr>
-          <w:rFonts w:hint="eastAsia"/>
-          <w:b/>
-          <w:bCs/>
-          <w:color w:val="A60000"/>
-        </w:rPr>
-        <w:t xml:space="preserve">〔待补充〕近五年各科研项目的正式名称、编号、经费来源、起止年月和承担角色，并依据实际任务书逐项说明与本项目的联系、任务边界及成果增量。</w:t>
-      </w:r>
-    </w:p>
-    <w:bookmarkEnd w:id="82"/>
-    <w:bookmarkEnd w:id="83"/>
-    <w:bookmarkStart w:id="84" w:name="三经费预算"/>
+        <w:t>〔待补充〕近五年科研项目的正式名称、编号、经费来源、起止年月及承担角色，并按实际任务书说明与本项目的联系和任务区别。</w:t>
+      </w:r>
+    </w:p>
     <w:p>
       <w:pPr>
         <w:pStyle w:val="Heading1"/>
